--- a/Opgave 4 Eilanden verbonden/Opgave 4 Eilanden verbonden – nieuws met visual.docx
+++ b/Opgave 4 Eilanden verbonden/Opgave 4 Eilanden verbonden – nieuws met visual.docx
@@ -46,56 +46,6 @@
           <w:szCs w:val="21"/>
         </w:rPr>
         <w:t xml:space="preserve">De regeringen van Curaçao en Aruba hebben een handelsovereenkomst getekend om de onderlinge handel binnen vijf jaar te verdubbelen. Momenteel exporteert Curaçao voor 250 miljoen XCG aan goederen naar Aruba, terwijl de import vanuit Aruba 860 miljoen bedraagt. De eilanden willen handelsbarrières verlagen en de logistiek verbeteren. Economen waarschuwen dat wisselkoersschommelingen een risico vormen.</w:t>
-      </w:r>
-    </w:p>
-    <w:p>
-      <w:pPr>
-        <w:spacing w:after="40"/>
-      </w:pPr>
-    </w:p>
-    <w:p>
-      <w:pPr>
-        <w:spacing w:after="80"/>
-      </w:pPr>
-      <w:r>
-        <w:drawing>
-          <wp:inline distT="0" distB="0" distL="0" distR="0">
-            <wp:extent cx="2762250" cy="2762250"/>
-            <wp:effectExtent t="0" r="0" b="0" l="0"/>
-            <wp:docPr id="1" name="" descr="" title=""/>
-            <wp:cNvGraphicFramePr>
-              <a:graphicFrameLocks xmlns:a="http://schemas.openxmlformats.org/drawingml/2006/main" noChangeAspect="1"/>
-            </wp:cNvGraphicFramePr>
-            <a:graphic xmlns:a="http://schemas.openxmlformats.org/drawingml/2006/main">
-              <a:graphicData uri="http://schemas.openxmlformats.org/drawingml/2006/picture">
-                <pic:pic xmlns:pic="http://schemas.openxmlformats.org/drawingml/2006/picture">
-                  <pic:nvPicPr>
-                    <pic:cNvPr id="0" name="" descr=""/>
-                    <pic:cNvPicPr>
-                      <a:picLocks noChangeAspect="1" noChangeArrowheads="1"/>
-                    </pic:cNvPicPr>
-                  </pic:nvPicPr>
-                  <pic:blipFill>
-                    <a:blip r:embed="rId9" cstate="none"/>
-                    <a:srcRect/>
-                    <a:stretch>
-                      <a:fillRect/>
-                    </a:stretch>
-                  </pic:blipFill>
-                  <pic:spPr bwMode="auto">
-                    <a:xfrm>
-                      <a:off x="0" y="0"/>
-                      <a:ext cx="2762250" cy="2762250"/>
-                    </a:xfrm>
-                    <a:prstGeom prst="rect">
-                      <a:avLst/>
-                    </a:prstGeom>
-                  </pic:spPr>
-                </pic:pic>
-              </a:graphicData>
-            </a:graphic>
-          </wp:inline>
-        </w:drawing>
       </w:r>
     </w:p>
     <w:p>

--- a/Opgave 4 Eilanden verbonden/Opgave 4 Eilanden verbonden – nieuws met visual.docx
+++ b/Opgave 4 Eilanden verbonden/Opgave 4 Eilanden verbonden – nieuws met visual.docx
@@ -244,11 +244,7 @@
         <w:t xml:space="preserve">Bedenk een economisch risico van het verdubbelen van de handel tussen twee kleine eilanden.</w:t>
       </w:r>
     </w:p>
-    <w:p>
-      <w:r>
-        <w:br w:type="page"/>
-      </w:r>
-    </w:p>
+    <w:p/>
     <w:p>
       <w:pPr>
         <w:spacing w:after="100"/>
